--- a/GautamSingh_Resume.docx
+++ b/GautamSingh_Resume.docx
@@ -594,7 +594,122 @@
         </w:rPr>
         <w:tab/>
       </w:r>
+      <w:r>
+        <w:rPr>
+          <w:rFonts w:eastAsia="Cambria" w:cs="Cambria"/>
+          <w:sz w:val="19"/>
+          <w:szCs w:val="19"/>
+          <w:i/>
+          <w:iCs/>
+        </w:rPr>
+        <w:t>2026</w:t>
+      </w:r>
+    </w:p>
+    <w:p>
+      <w:pPr>
+        <w:pStyle w:val="Normal"/>
+        <w:spacing w:before="0" w:after="10"/>
+        <w:rPr/>
+      </w:pPr>
+      <w:r>
+        <w:rPr>
+          <w:rFonts w:eastAsia="Cambria" w:cs="Cambria"/>
+          <w:sz w:val="19"/>
+          <w:szCs w:val="19"/>
+          <w:i/>
+          <w:iCs/>
+        </w:rPr>
+        <w:t>Python, PyTorch, Qwen2.5-VL, Transformers, Pydantic, FastAPI, Docker, GitHub Actions</w:t>
+      </w:r>
+    </w:p>
+    <w:p>
+      <w:pPr>
+        <w:pStyle w:val="ListParagraph"/>
+        <w:numPr>
+          <w:ilvl w:val="0"/>
+          <w:numId w:val="1"/>
+        </w:numPr>
+        <w:spacing w:lineRule="auto" w:line="230" w:before="10" w:after="10"/>
+        <w:rPr/>
+      </w:pPr>
+      <w:r>
+        <w:rPr>
+          <w:rFonts w:eastAsia="Cambria" w:cs="Cambria"/>
+          <w:sz w:val="19"/>
+          <w:szCs w:val="19"/>
+        </w:rPr>
+        <w:t>Built a local document extraction service that reads invoices and receipts into typed JSON and scores its own confidence on every field, lifting delivered accuracy from 80% to 97% by sending only the fields it does not trust to a human.</w:t>
+      </w:r>
+    </w:p>
+    <w:p>
+      <w:pPr>
+        <w:pStyle w:val="ListParagraph"/>
+        <w:numPr>
+          <w:ilvl w:val="0"/>
+          <w:numId w:val="1"/>
+        </w:numPr>
+        <w:spacing w:lineRule="auto" w:line="230" w:before="10" w:after="10"/>
+        <w:rPr/>
+      </w:pPr>
+      <w:r>
+        <w:rPr>
+          <w:rFonts w:eastAsia="Cambria" w:cs="Cambria"/>
+          <w:sz w:val="19"/>
+          <w:szCs w:val="19"/>
+        </w:rPr>
+        <w:t>Kept the published numbers honest with 175 tests and a CI gate that fails the build when a metric moves.</w:t>
+      </w:r>
+    </w:p>
+    <w:p>
+      <w:pPr>
+        <w:pStyle w:val="Normal"/>
+        <w:tabs>
+          <w:tab w:val="clear" w:pos="720"/>
+          <w:tab w:val="right" w:pos="10800" w:leader="none"/>
+        </w:tabs>
+        <w:spacing w:before="90" w:after="0"/>
+        <w:rPr/>
+      </w:pPr>
+      <w:r>
+        <w:rPr>
+          <w:rFonts w:eastAsia="Cambria" w:cs="Cambria"/>
+          <w:sz w:val="19"/>
+          <w:szCs w:val="19"/>
+          <w:b/>
+          <w:bCs/>
+        </w:rPr>
+        <w:t>FitFileSize</w:t>
+      </w:r>
+      <w:r>
+        <w:rPr>
+          <w:rFonts w:eastAsia="Cambria" w:cs="Cambria"/>
+          <w:sz w:val="19"/>
+          <w:szCs w:val="19"/>
+        </w:rPr>
+        <w:tab/>
+      </w:r>
       <w:hyperlink r:id="rId104">
+        <w:r>
+          <w:rPr>
+            <w:rStyle w:val="Style3"/>
+            <w:rFonts w:eastAsia="Cambria" w:cs="Cambria"/>
+            <w:color w:val="000000"/>
+            <w:sz w:val="19"/>
+            <w:szCs w:val="19"/>
+            <w:u w:val="single"/>
+          </w:rPr>
+          <w:t>Live</w:t>
+        </w:r>
+      </w:hyperlink>
+      <w:r>
+        <w:rPr>
+          <w:rFonts w:eastAsia="Cambria" w:cs="Cambria"/>
+          <w:sz w:val="19"/>
+          <w:szCs w:val="19"/>
+        </w:rPr>
+        <w:t xml:space="preserve"> | </w:t>
+      </w:r>
+      <w:hyperlink r:id="rId105">
         <w:r>
           <w:rPr>
             <w:rStyle w:val="Style3"/>
@@ -640,7 +755,7 @@
           <w:i/>
           <w:iCs/>
         </w:rPr>
-        <w:t>Python, PyTorch, Qwen2.5-VL, Transformers, Pydantic, FastAPI, Docker, GitHub Actions</w:t>
+        <w:t>Python, FastAPI, Redis/RQ, React, TypeScript, Docker, Cloudflare Tunnel, Ghostscript, MCP</w:t>
       </w:r>
     </w:p>
     <w:p>
@@ -659,7 +774,7 @@
           <w:sz w:val="19"/>
           <w:szCs w:val="19"/>
         </w:rPr>
-        <w:t>Built a local document extraction service that reads invoices and receipts into typed JSON and scores its own confidence on every field, lifting delivered accuracy from 80% to 97% by sending only the fields it does not trust to a human.</w:t>
+        <w:t>Solo-built and launched a web app, public API, and MCP server that compress PDFs and images (7 formats, including iPhone HEIC) to fit an upload limit or a form’s exact rules, such as visa photos and exam uploads.</w:t>
       </w:r>
     </w:p>
     <w:p>
@@ -678,7 +793,26 @@
           <w:sz w:val="19"/>
           <w:szCs w:val="19"/>
         </w:rPr>
-        <w:t>Kept the published numbers honest with 175 tests and a CI gate that fails the build when a metric moves.</w:t>
+        <w:t>Designed an async job pipeline (FastAPI, Redis/RQ workers, Server-Sent Events) with format-specific logic behind one strategy interface, self-hosted with Docker on a VPS behind a Cloudflare Tunnel with deploy-on-merge.</w:t>
+      </w:r>
+    </w:p>
+    <w:p>
+      <w:pPr>
+        <w:pStyle w:val="ListParagraph"/>
+        <w:numPr>
+          <w:ilvl w:val="0"/>
+          <w:numId w:val="1"/>
+        </w:numPr>
+        <w:spacing w:lineRule="auto" w:line="230" w:before="10" w:after="10"/>
+        <w:rPr/>
+      </w:pPr>
+      <w:r>
+        <w:rPr>
+          <w:rFonts w:eastAsia="Cambria" w:cs="Cambria"/>
+          <w:sz w:val="19"/>
+          <w:szCs w:val="19"/>
+        </w:rPr>
+        <w:t>Made production runs over 2x faster with a guided search that predicts the best quality setting, and cut the slowest run from 31 s to 11.5 s with zero quality regressions across 197 validation runs; ~300 tests in CI.</w:t>
       </w:r>
     </w:p>
     <w:p>
@@ -699,7 +833,7 @@
           <w:b/>
           <w:bCs/>
         </w:rPr>
-        <w:t>FitFileSize</w:t>
+        <w:t>Cairn</w:t>
       </w:r>
       <w:r>
         <w:rPr>
@@ -709,7 +843,7 @@
         </w:rPr>
         <w:tab/>
       </w:r>
-      <w:hyperlink r:id="rId105">
+      <w:hyperlink r:id="rId106">
         <w:r>
           <w:rPr>
             <w:rStyle w:val="Style3"/>
@@ -730,7 +864,7 @@
         </w:rPr>
         <w:t xml:space="preserve"> | </w:t>
       </w:r>
-      <w:hyperlink r:id="rId106">
+      <w:hyperlink r:id="rId107">
         <w:r>
           <w:rPr>
             <w:rStyle w:val="Style3"/>
@@ -776,7 +910,7 @@
           <w:i/>
           <w:iCs/>
         </w:rPr>
-        <w:t>Python, FastAPI, Redis/RQ, React, TypeScript, Docker, Cloudflare Tunnel, Ghostscript, MCP</w:t>
+        <w:t>Rust, AWS Lambda, DynamoDB, CloudFront, API Gateway, Terraform</w:t>
       </w:r>
     </w:p>
     <w:p>
@@ -795,7 +929,7 @@
           <w:sz w:val="19"/>
           <w:szCs w:val="19"/>
         </w:rPr>
-        <w:t>Solo-built and launched a web app, public API, and MCP server that compress PDFs and images (7 formats, including iPhone HEIC) to fit an upload limit or a form’s exact rules, such as visa photos and exam uploads.</w:t>
+        <w:t>Built the ingest path as a Rust binary on ARM64 AWS Lambda that responds in 5.1 ms warm and 184 ms cold, doing one DynamoDB write per event and deferring every dimension derivation.</w:t>
       </w:r>
     </w:p>
     <w:p>
@@ -814,26 +948,7 @@
           <w:sz w:val="19"/>
           <w:szCs w:val="19"/>
         </w:rPr>
-        <w:t>Designed an async job pipeline (FastAPI, Redis/RQ workers, Server-Sent Events) with format-specific logic behind one strategy interface, self-hosted with Docker on a VPS behind a Cloudflare Tunnel with deploy-on-merge.</w:t>
-      </w:r>
-    </w:p>
-    <w:p>
-      <w:pPr>
-        <w:pStyle w:val="ListParagraph"/>
-        <w:numPr>
-          <w:ilvl w:val="0"/>
-          <w:numId w:val="1"/>
-        </w:numPr>
-        <w:spacing w:lineRule="auto" w:line="230" w:before="10" w:after="10"/>
-        <w:rPr/>
-      </w:pPr>
-      <w:r>
-        <w:rPr>
-          <w:rFonts w:eastAsia="Cambria" w:cs="Cambria"/>
-          <w:sz w:val="19"/>
-          <w:szCs w:val="19"/>
-        </w:rPr>
-        <w:t>Made production runs over 2x faster with a guided search that predicts the best quality setting, and cut the slowest run from 31 s to 11.5 s with zero quality regressions across 197 validation runs; ~300 tests in CI.</w:t>
+        <w:t>Deployed the full stack of Lambda, DynamoDB, CloudFront, and API Gateway as 41 Terraform managed resources running live across three sites at zero steady-state cost and made the service cookie-free by hashing visitor identifiers under a key that rotates daily.</w:t>
       </w:r>
     </w:p>
     <w:p>
@@ -854,7 +969,7 @@
           <w:b/>
           <w:bCs/>
         </w:rPr>
-        <w:t>Cairn</w:t>
+        <w:t>The Almanac (Capstone)</w:t>
       </w:r>
       <w:r>
         <w:rPr>
@@ -863,27 +978,6 @@
           <w:szCs w:val="19"/>
         </w:rPr>
         <w:tab/>
-      </w:r>
-      <w:hyperlink r:id="rId107">
-        <w:r>
-          <w:rPr>
-            <w:rStyle w:val="Style3"/>
-            <w:rFonts w:eastAsia="Cambria" w:cs="Cambria"/>
-            <w:color w:val="000000"/>
-            <w:sz w:val="19"/>
-            <w:szCs w:val="19"/>
-            <w:u w:val="single"/>
-          </w:rPr>
-          <w:t>Live</w:t>
-        </w:r>
-      </w:hyperlink>
-      <w:r>
-        <w:rPr>
-          <w:rFonts w:eastAsia="Cambria" w:cs="Cambria"/>
-          <w:sz w:val="19"/>
-          <w:szCs w:val="19"/>
-        </w:rPr>
-        <w:t xml:space="preserve"> | </w:t>
       </w:r>
       <w:hyperlink r:id="rId108">
         <w:r>
@@ -914,7 +1008,7 @@
           <w:i/>
           <w:iCs/>
         </w:rPr>
-        <w:t>2026</w:t>
+        <w:t>2025</w:t>
       </w:r>
     </w:p>
     <w:p>
@@ -931,7 +1025,7 @@
           <w:i/>
           <w:iCs/>
         </w:rPr>
-        <w:t>Rust, AWS Lambda, DynamoDB, CloudFront, API Gateway, Terraform</w:t>
+        <w:t>Python, Azure Data Factory, Databricks, PySpark, Azure SQL, PyTorch, Django REST, Flutter</w:t>
       </w:r>
     </w:p>
     <w:p>
@@ -950,121 +1044,6 @@
           <w:sz w:val="19"/>
           <w:szCs w:val="19"/>
         </w:rPr>
-        <w:t>Built the ingest path as a Rust binary on ARM64 AWS Lambda that responds in 5.1 ms warm and 184 ms cold, doing one DynamoDB write per event and deferring every dimension derivation.</w:t>
-      </w:r>
-    </w:p>
-    <w:p>
-      <w:pPr>
-        <w:pStyle w:val="ListParagraph"/>
-        <w:numPr>
-          <w:ilvl w:val="0"/>
-          <w:numId w:val="1"/>
-        </w:numPr>
-        <w:spacing w:lineRule="auto" w:line="230" w:before="10" w:after="10"/>
-        <w:rPr/>
-      </w:pPr>
-      <w:r>
-        <w:rPr>
-          <w:rFonts w:eastAsia="Cambria" w:cs="Cambria"/>
-          <w:sz w:val="19"/>
-          <w:szCs w:val="19"/>
-        </w:rPr>
-        <w:t>Deployed the full stack of Lambda, DynamoDB, CloudFront, and API Gateway as 41 Terraform managed resources running live across three sites at zero steady-state cost and made the service cookie-free by hashing visitor identifiers under a key that rotates daily.</w:t>
-      </w:r>
-    </w:p>
-    <w:p>
-      <w:pPr>
-        <w:pStyle w:val="Normal"/>
-        <w:tabs>
-          <w:tab w:val="clear" w:pos="720"/>
-          <w:tab w:val="right" w:pos="10800" w:leader="none"/>
-        </w:tabs>
-        <w:spacing w:before="90" w:after="0"/>
-        <w:rPr/>
-      </w:pPr>
-      <w:r>
-        <w:rPr>
-          <w:rFonts w:eastAsia="Cambria" w:cs="Cambria"/>
-          <w:sz w:val="19"/>
-          <w:szCs w:val="19"/>
-          <w:b/>
-          <w:bCs/>
-        </w:rPr>
-        <w:t>The Almanac (Capstone)</w:t>
-      </w:r>
-      <w:r>
-        <w:rPr>
-          <w:rFonts w:eastAsia="Cambria" w:cs="Cambria"/>
-          <w:sz w:val="19"/>
-          <w:szCs w:val="19"/>
-        </w:rPr>
-        <w:tab/>
-      </w:r>
-      <w:hyperlink r:id="rId109">
-        <w:r>
-          <w:rPr>
-            <w:rStyle w:val="Style3"/>
-            <w:rFonts w:eastAsia="Cambria" w:cs="Cambria"/>
-            <w:color w:val="000000"/>
-            <w:sz w:val="19"/>
-            <w:szCs w:val="19"/>
-            <w:u w:val="single"/>
-          </w:rPr>
-          <w:t>GitHub</w:t>
-        </w:r>
-      </w:hyperlink>
-      <w:r>
-        <w:rPr>
-          <w:rFonts w:eastAsia="Cambria" w:cs="Cambria"/>
-          <w:sz w:val="19"/>
-          <w:szCs w:val="19"/>
-        </w:rPr>
-        <w:t xml:space="preserve"> | </w:t>
-      </w:r>
-      <w:r>
-        <w:rPr>
-          <w:rFonts w:eastAsia="Cambria" w:cs="Cambria"/>
-          <w:sz w:val="19"/>
-          <w:szCs w:val="19"/>
-          <w:i/>
-          <w:iCs/>
-        </w:rPr>
-        <w:t>2025</w:t>
-      </w:r>
-    </w:p>
-    <w:p>
-      <w:pPr>
-        <w:pStyle w:val="Normal"/>
-        <w:spacing w:before="0" w:after="10"/>
-        <w:rPr/>
-      </w:pPr>
-      <w:r>
-        <w:rPr>
-          <w:rFonts w:eastAsia="Cambria" w:cs="Cambria"/>
-          <w:sz w:val="19"/>
-          <w:szCs w:val="19"/>
-          <w:i/>
-          <w:iCs/>
-        </w:rPr>
-        <w:t>Python, Azure Data Factory, Databricks, PySpark, Azure SQL, PyTorch, Django REST, Flutter</w:t>
-      </w:r>
-    </w:p>
-    <w:p>
-      <w:pPr>
-        <w:pStyle w:val="ListParagraph"/>
-        <w:numPr>
-          <w:ilvl w:val="0"/>
-          <w:numId w:val="1"/>
-        </w:numPr>
-        <w:spacing w:lineRule="auto" w:line="230" w:before="10" w:after="10"/>
-        <w:rPr/>
-      </w:pPr>
-      <w:r>
-        <w:rPr>
-          <w:rFonts w:eastAsia="Cambria" w:cs="Cambria"/>
-          <w:sz w:val="19"/>
-          <w:szCs w:val="19"/>
-        </w:rPr>
         <w:t>Redesigned the storage layer of an automated market-data pipeline behind a stock-tracking web and mobile app, improving data load performance by ~35%; shipped with a team over eight months.</w:t>
       </w:r>
     </w:p>
@@ -1117,7 +1096,7 @@
         </w:rPr>
         <w:tab/>
       </w:r>
-      <w:hyperlink r:id="rId110">
+      <w:hyperlink r:id="rId109">
         <w:r>
           <w:rPr>
             <w:rStyle w:val="Style3"/>

--- a/GautamSingh_Resume.docx
+++ b/GautamSingh_Resume.docx
@@ -5,7 +5,7 @@
     <w:p>
       <w:pPr>
         <w:pStyle w:val="Normal"/>
-        <w:spacing w:before="0" w:after="20"/>
+        <w:spacing w:lineRule="exact" w:line="510" w:before="0" w:after="20"/>
         <w:jc w:val="center"/>
         <w:rPr/>
       </w:pPr>
@@ -24,7 +24,7 @@
     <w:p>
       <w:pPr>
         <w:pStyle w:val="Normal"/>
-        <w:spacing w:before="0" w:after="40"/>
+        <w:spacing w:lineRule="exact" w:line="214" w:before="0" w:after="40"/>
         <w:jc w:val="center"/>
         <w:rPr/>
       </w:pPr>
@@ -40,7 +40,7 @@
     <w:p>
       <w:pPr>
         <w:pStyle w:val="Normal"/>
-        <w:spacing w:before="0" w:after="40"/>
+        <w:spacing w:lineRule="exact" w:line="214" w:before="0" w:after="40"/>
         <w:jc w:val="center"/>
         <w:rPr/>
       </w:pPr>
@@ -143,7 +143,7 @@
         <w:pBdr>
           <w:bottom w:val="single" w:sz="6" w:space="1" w:color="000000"/>
         </w:pBdr>
-        <w:spacing w:before="120" w:after="30"/>
+        <w:spacing w:lineRule="exact" w:line="252" w:before="88" w:after="20"/>
         <w:rPr/>
       </w:pPr>
       <w:r>
@@ -161,7 +161,7 @@
     <w:p>
       <w:pPr>
         <w:pStyle w:val="Normal"/>
-        <w:spacing w:before="18" w:after="0"/>
+        <w:spacing w:lineRule="exact" w:line="214" w:before="18" w:after="0"/>
         <w:rPr/>
       </w:pPr>
       <w:r>
@@ -186,7 +186,7 @@
     <w:p>
       <w:pPr>
         <w:pStyle w:val="Normal"/>
-        <w:spacing w:before="18" w:after="0"/>
+        <w:spacing w:lineRule="exact" w:line="214" w:before="18" w:after="0"/>
         <w:rPr/>
       </w:pPr>
       <w:r>
@@ -211,7 +211,7 @@
     <w:p>
       <w:pPr>
         <w:pStyle w:val="Normal"/>
-        <w:spacing w:before="18" w:after="0"/>
+        <w:spacing w:lineRule="exact" w:line="214" w:before="18" w:after="0"/>
         <w:rPr/>
       </w:pPr>
       <w:r>
@@ -236,7 +236,7 @@
     <w:p>
       <w:pPr>
         <w:pStyle w:val="Normal"/>
-        <w:spacing w:before="18" w:after="0"/>
+        <w:spacing w:lineRule="exact" w:line="214" w:before="18" w:after="0"/>
         <w:rPr/>
       </w:pPr>
       <w:r>
@@ -264,7 +264,7 @@
         <w:pBdr>
           <w:bottom w:val="single" w:sz="6" w:space="1" w:color="000000"/>
         </w:pBdr>
-        <w:spacing w:before="120" w:after="30"/>
+        <w:spacing w:lineRule="exact" w:line="252" w:before="88" w:after="20"/>
         <w:rPr/>
       </w:pPr>
       <w:r>
@@ -286,7 +286,7 @@
           <w:tab w:val="clear" w:pos="720"/>
           <w:tab w:val="right" w:pos="10800" w:leader="none"/>
         </w:tabs>
-        <w:spacing w:before="50" w:after="0"/>
+        <w:spacing w:lineRule="exact" w:line="214" w:before="36" w:after="0"/>
         <w:rPr/>
       </w:pPr>
       <w:r>
@@ -323,7 +323,7 @@
           <w:tab w:val="clear" w:pos="720"/>
           <w:tab w:val="right" w:pos="10800" w:leader="none"/>
         </w:tabs>
-        <w:spacing w:before="50" w:after="0"/>
+        <w:spacing w:lineRule="exact" w:line="214" w:before="36" w:after="0"/>
         <w:rPr/>
       </w:pPr>
       <w:r>
@@ -362,7 +362,7 @@
           <w:ilvl w:val="0"/>
           <w:numId w:val="1"/>
         </w:numPr>
-        <w:spacing w:lineRule="auto" w:line="230" w:before="10" w:after="10"/>
+        <w:spacing w:lineRule="exact" w:line="214" w:before="6" w:after="6"/>
         <w:rPr/>
       </w:pPr>
       <w:r>
@@ -381,7 +381,7 @@
           <w:ilvl w:val="0"/>
           <w:numId w:val="1"/>
         </w:numPr>
-        <w:spacing w:lineRule="auto" w:line="230" w:before="10" w:after="10"/>
+        <w:spacing w:lineRule="exact" w:line="214" w:before="6" w:after="6"/>
         <w:rPr/>
       </w:pPr>
       <w:r>
@@ -400,7 +400,7 @@
           <w:ilvl w:val="0"/>
           <w:numId w:val="1"/>
         </w:numPr>
-        <w:spacing w:lineRule="auto" w:line="230" w:before="10" w:after="10"/>
+        <w:spacing w:lineRule="exact" w:line="214" w:before="6" w:after="6"/>
         <w:rPr/>
       </w:pPr>
       <w:r>
@@ -419,7 +419,7 @@
           <w:ilvl w:val="0"/>
           <w:numId w:val="1"/>
         </w:numPr>
-        <w:spacing w:lineRule="auto" w:line="230" w:before="10" w:after="10"/>
+        <w:spacing w:lineRule="exact" w:line="214" w:before="6" w:after="6"/>
         <w:rPr/>
       </w:pPr>
       <w:r>
@@ -438,7 +438,7 @@
           <w:tab w:val="clear" w:pos="720"/>
           <w:tab w:val="right" w:pos="10800" w:leader="none"/>
         </w:tabs>
-        <w:spacing w:before="50" w:after="0"/>
+        <w:spacing w:lineRule="exact" w:line="214" w:before="36" w:after="0"/>
         <w:rPr/>
       </w:pPr>
       <w:r>
@@ -475,7 +475,7 @@
           <w:tab w:val="clear" w:pos="720"/>
           <w:tab w:val="right" w:pos="10800" w:leader="none"/>
         </w:tabs>
-        <w:spacing w:before="50" w:after="0"/>
+        <w:spacing w:lineRule="exact" w:line="214" w:before="36" w:after="0"/>
         <w:rPr/>
       </w:pPr>
       <w:r>
@@ -514,7 +514,7 @@
           <w:ilvl w:val="0"/>
           <w:numId w:val="1"/>
         </w:numPr>
-        <w:spacing w:lineRule="auto" w:line="230" w:before="10" w:after="10"/>
+        <w:spacing w:lineRule="exact" w:line="214" w:before="6" w:after="6"/>
         <w:rPr/>
       </w:pPr>
       <w:r>
@@ -533,7 +533,7 @@
           <w:ilvl w:val="0"/>
           <w:numId w:val="1"/>
         </w:numPr>
-        <w:spacing w:lineRule="auto" w:line="230" w:before="10" w:after="10"/>
+        <w:spacing w:lineRule="exact" w:line="214" w:before="6" w:after="6"/>
         <w:rPr/>
       </w:pPr>
       <w:r>
@@ -551,7 +551,7 @@
         <w:pBdr>
           <w:bottom w:val="single" w:sz="6" w:space="1" w:color="000000"/>
         </w:pBdr>
-        <w:spacing w:before="120" w:after="30"/>
+        <w:spacing w:lineRule="exact" w:line="252" w:before="88" w:after="20"/>
         <w:rPr/>
       </w:pPr>
       <w:r>
@@ -573,7 +573,7 @@
           <w:tab w:val="clear" w:pos="720"/>
           <w:tab w:val="right" w:pos="10800" w:leader="none"/>
         </w:tabs>
-        <w:spacing w:before="90" w:after="0"/>
+        <w:spacing w:lineRule="exact" w:line="214" w:before="60" w:after="0"/>
         <w:rPr/>
       </w:pPr>
       <w:r>
@@ -608,7 +608,7 @@
     <w:p>
       <w:pPr>
         <w:pStyle w:val="Normal"/>
-        <w:spacing w:before="0" w:after="10"/>
+        <w:spacing w:lineRule="exact" w:line="214" w:before="0" w:after="6"/>
         <w:rPr/>
       </w:pPr>
       <w:r>
@@ -629,7 +629,7 @@
           <w:ilvl w:val="0"/>
           <w:numId w:val="1"/>
         </w:numPr>
-        <w:spacing w:lineRule="auto" w:line="230" w:before="10" w:after="10"/>
+        <w:spacing w:lineRule="exact" w:line="214" w:before="6" w:after="6"/>
         <w:rPr/>
       </w:pPr>
       <w:r>
@@ -648,7 +648,7 @@
           <w:ilvl w:val="0"/>
           <w:numId w:val="1"/>
         </w:numPr>
-        <w:spacing w:lineRule="auto" w:line="230" w:before="10" w:after="10"/>
+        <w:spacing w:lineRule="exact" w:line="214" w:before="6" w:after="6"/>
         <w:rPr/>
       </w:pPr>
       <w:r>
@@ -667,7 +667,7 @@
           <w:tab w:val="clear" w:pos="720"/>
           <w:tab w:val="right" w:pos="10800" w:leader="none"/>
         </w:tabs>
-        <w:spacing w:before="90" w:after="0"/>
+        <w:spacing w:lineRule="exact" w:line="214" w:before="60" w:after="0"/>
         <w:rPr/>
       </w:pPr>
       <w:r>
@@ -744,7 +744,7 @@
     <w:p>
       <w:pPr>
         <w:pStyle w:val="Normal"/>
-        <w:spacing w:before="0" w:after="10"/>
+        <w:spacing w:lineRule="exact" w:line="214" w:before="0" w:after="6"/>
         <w:rPr/>
       </w:pPr>
       <w:r>
@@ -765,7 +765,7 @@
           <w:ilvl w:val="0"/>
           <w:numId w:val="1"/>
         </w:numPr>
-        <w:spacing w:lineRule="auto" w:line="230" w:before="10" w:after="10"/>
+        <w:spacing w:lineRule="exact" w:line="214" w:before="6" w:after="6"/>
         <w:rPr/>
       </w:pPr>
       <w:r>
@@ -784,7 +784,7 @@
           <w:ilvl w:val="0"/>
           <w:numId w:val="1"/>
         </w:numPr>
-        <w:spacing w:lineRule="auto" w:line="230" w:before="10" w:after="10"/>
+        <w:spacing w:lineRule="exact" w:line="214" w:before="6" w:after="6"/>
         <w:rPr/>
       </w:pPr>
       <w:r>
@@ -803,7 +803,7 @@
           <w:ilvl w:val="0"/>
           <w:numId w:val="1"/>
         </w:numPr>
-        <w:spacing w:lineRule="auto" w:line="230" w:before="10" w:after="10"/>
+        <w:spacing w:lineRule="exact" w:line="214" w:before="6" w:after="6"/>
         <w:rPr/>
       </w:pPr>
       <w:r>
@@ -822,7 +822,7 @@
           <w:tab w:val="clear" w:pos="720"/>
           <w:tab w:val="right" w:pos="10800" w:leader="none"/>
         </w:tabs>
-        <w:spacing w:before="90" w:after="0"/>
+        <w:spacing w:lineRule="exact" w:line="214" w:before="60" w:after="0"/>
         <w:rPr/>
       </w:pPr>
       <w:r>
@@ -899,7 +899,7 @@
     <w:p>
       <w:pPr>
         <w:pStyle w:val="Normal"/>
-        <w:spacing w:before="0" w:after="10"/>
+        <w:spacing w:lineRule="exact" w:line="214" w:before="0" w:after="6"/>
         <w:rPr/>
       </w:pPr>
       <w:r>
@@ -920,7 +920,7 @@
           <w:ilvl w:val="0"/>
           <w:numId w:val="1"/>
         </w:numPr>
-        <w:spacing w:lineRule="auto" w:line="230" w:before="10" w:after="10"/>
+        <w:spacing w:lineRule="exact" w:line="214" w:before="6" w:after="6"/>
         <w:rPr/>
       </w:pPr>
       <w:r>
@@ -939,7 +939,7 @@
           <w:ilvl w:val="0"/>
           <w:numId w:val="1"/>
         </w:numPr>
-        <w:spacing w:lineRule="auto" w:line="230" w:before="10" w:after="10"/>
+        <w:spacing w:lineRule="exact" w:line="214" w:before="6" w:after="6"/>
         <w:rPr/>
       </w:pPr>
       <w:r>
@@ -958,7 +958,7 @@
           <w:tab w:val="clear" w:pos="720"/>
           <w:tab w:val="right" w:pos="10800" w:leader="none"/>
         </w:tabs>
-        <w:spacing w:before="90" w:after="0"/>
+        <w:spacing w:lineRule="exact" w:line="214" w:before="60" w:after="0"/>
         <w:rPr/>
       </w:pPr>
       <w:r>
@@ -1014,7 +1014,7 @@
     <w:p>
       <w:pPr>
         <w:pStyle w:val="Normal"/>
-        <w:spacing w:before="0" w:after="10"/>
+        <w:spacing w:lineRule="exact" w:line="214" w:before="0" w:after="6"/>
         <w:rPr/>
       </w:pPr>
       <w:r>
@@ -1035,7 +1035,7 @@
           <w:ilvl w:val="0"/>
           <w:numId w:val="1"/>
         </w:numPr>
-        <w:spacing w:lineRule="auto" w:line="230" w:before="10" w:after="10"/>
+        <w:spacing w:lineRule="exact" w:line="214" w:before="6" w:after="6"/>
         <w:rPr/>
       </w:pPr>
       <w:r>
@@ -1053,7 +1053,7 @@
         <w:pBdr>
           <w:bottom w:val="single" w:sz="6" w:space="1" w:color="000000"/>
         </w:pBdr>
-        <w:spacing w:before="120" w:after="30"/>
+        <w:spacing w:lineRule="exact" w:line="252" w:before="88" w:after="20"/>
         <w:rPr/>
       </w:pPr>
       <w:r>
@@ -1075,7 +1075,7 @@
           <w:tab w:val="clear" w:pos="720"/>
           <w:tab w:val="right" w:pos="10800" w:leader="none"/>
         </w:tabs>
-        <w:spacing w:before="90" w:after="0"/>
+        <w:spacing w:lineRule="exact" w:line="214" w:before="60" w:after="0"/>
         <w:rPr/>
       </w:pPr>
       <w:r>
@@ -1135,7 +1135,7 @@
           <w:ilvl w:val="0"/>
           <w:numId w:val="1"/>
         </w:numPr>
-        <w:spacing w:lineRule="auto" w:line="230" w:before="10" w:after="10"/>
+        <w:spacing w:lineRule="exact" w:line="214" w:before="6" w:after="6"/>
         <w:rPr/>
       </w:pPr>
       <w:r>
@@ -1153,7 +1153,7 @@
         <w:pBdr>
           <w:bottom w:val="single" w:sz="6" w:space="1" w:color="000000"/>
         </w:pBdr>
-        <w:spacing w:before="120" w:after="30"/>
+        <w:spacing w:lineRule="exact" w:line="252" w:before="88" w:after="20"/>
         <w:rPr/>
       </w:pPr>
       <w:r>
@@ -1175,7 +1175,7 @@
           <w:tab w:val="clear" w:pos="720"/>
           <w:tab w:val="right" w:pos="10800" w:leader="none"/>
         </w:tabs>
-        <w:spacing w:before="50" w:after="0"/>
+        <w:spacing w:lineRule="exact" w:line="214" w:before="36" w:after="0"/>
         <w:rPr/>
       </w:pPr>
       <w:r>
@@ -1212,7 +1212,7 @@
           <w:tab w:val="clear" w:pos="720"/>
           <w:tab w:val="right" w:pos="10800" w:leader="none"/>
         </w:tabs>
-        <w:spacing w:before="50" w:after="0"/>
+        <w:spacing w:lineRule="exact" w:line="214" w:before="36" w:after="0"/>
         <w:rPr/>
       </w:pPr>
       <w:r>
@@ -1251,7 +1251,7 @@
           <w:tab w:val="clear" w:pos="720"/>
           <w:tab w:val="right" w:pos="10800" w:leader="none"/>
         </w:tabs>
-        <w:spacing w:before="50" w:after="0"/>
+        <w:spacing w:lineRule="exact" w:line="214" w:before="36" w:after="0"/>
         <w:rPr/>
       </w:pPr>
       <w:r>

--- a/GautamSingh_Resume.docx
+++ b/GautamSingh_Resume.docx
@@ -284,7 +284,7 @@
         <w:pStyle w:val="Normal"/>
         <w:tabs>
           <w:tab w:val="clear" w:pos="720"/>
-          <w:tab w:val="right" w:pos="10800" w:leader="none"/>
+          <w:tab w:val="right" w:pos="10880" w:leader="none"/>
         </w:tabs>
         <w:spacing w:lineRule="exact" w:line="214" w:before="36" w:after="0"/>
         <w:rPr/>
@@ -321,7 +321,7 @@
         <w:pStyle w:val="Normal"/>
         <w:tabs>
           <w:tab w:val="clear" w:pos="720"/>
-          <w:tab w:val="right" w:pos="10800" w:leader="none"/>
+          <w:tab w:val="right" w:pos="10880" w:leader="none"/>
         </w:tabs>
         <w:spacing w:lineRule="exact" w:line="214" w:before="36" w:after="0"/>
         <w:rPr/>
@@ -436,7 +436,7 @@
         <w:pStyle w:val="Normal"/>
         <w:tabs>
           <w:tab w:val="clear" w:pos="720"/>
-          <w:tab w:val="right" w:pos="10800" w:leader="none"/>
+          <w:tab w:val="right" w:pos="10880" w:leader="none"/>
         </w:tabs>
         <w:spacing w:lineRule="exact" w:line="214" w:before="36" w:after="0"/>
         <w:rPr/>
@@ -473,7 +473,7 @@
         <w:pStyle w:val="Normal"/>
         <w:tabs>
           <w:tab w:val="clear" w:pos="720"/>
-          <w:tab w:val="right" w:pos="10800" w:leader="none"/>
+          <w:tab w:val="right" w:pos="10880" w:leader="none"/>
         </w:tabs>
         <w:spacing w:lineRule="exact" w:line="214" w:before="36" w:after="0"/>
         <w:rPr/>
@@ -542,7 +542,7 @@
           <w:sz w:val="19"/>
           <w:szCs w:val="19"/>
         </w:rPr>
-        <w:t>Designed and ran test cases across development, test, and production environments, verifying data accuracy and integrations before each release.</w:t>
+        <w:t>Designed and ran test cases across development, test, and production environments before each release.</w:t>
       </w:r>
     </w:p>
     <w:p>
@@ -571,7 +571,7 @@
         <w:pStyle w:val="Normal"/>
         <w:tabs>
           <w:tab w:val="clear" w:pos="720"/>
-          <w:tab w:val="right" w:pos="10800" w:leader="none"/>
+          <w:tab w:val="right" w:pos="10880" w:leader="none"/>
         </w:tabs>
         <w:spacing w:lineRule="exact" w:line="214" w:before="60" w:after="0"/>
         <w:rPr/>
@@ -665,7 +665,7 @@
         <w:pStyle w:val="Normal"/>
         <w:tabs>
           <w:tab w:val="clear" w:pos="720"/>
-          <w:tab w:val="right" w:pos="10800" w:leader="none"/>
+          <w:tab w:val="right" w:pos="10880" w:leader="none"/>
         </w:tabs>
         <w:spacing w:lineRule="exact" w:line="214" w:before="60" w:after="0"/>
         <w:rPr/>
@@ -812,7 +812,26 @@
           <w:sz w:val="19"/>
           <w:szCs w:val="19"/>
         </w:rPr>
-        <w:t>Made production runs over 2x faster with a guided search that predicts the best quality setting, and cut the slowest run from 31 s to 11.5 s with zero quality regressions across 197 validation runs; ~300 tests in CI.</w:t>
+        <w:t>Halved the renders per compression with a guided search that predicts the right setting from sizes already measured, taking a 5 MB photo from 9.2 s to 4.2 s on production with byte-identical output, behind ~350 tests across three CI jobs.</w:t>
+      </w:r>
+    </w:p>
+    <w:p>
+      <w:pPr>
+        <w:pStyle w:val="ListParagraph"/>
+        <w:numPr>
+          <w:ilvl w:val="0"/>
+          <w:numId w:val="1"/>
+        </w:numPr>
+        <w:spacing w:lineRule="exact" w:line="214" w:before="6" w:after="6"/>
+        <w:rPr/>
+      </w:pPr>
+      <w:r>
+        <w:rPr>
+          <w:rFonts w:eastAsia="Cambria" w:cs="Cambria"/>
+          <w:sz w:val="19"/>
+          <w:szCs w:val="19"/>
+        </w:rPr>
+        <w:t>Hardened the deployment from failure drills, so a watchdog restarts any container the health endpoint reports hung and a deploy gives workers two minutes to finish where Docker allowed ten seconds.</w:t>
       </w:r>
     </w:p>
     <w:p>
@@ -820,7 +839,7 @@
         <w:pStyle w:val="Normal"/>
         <w:tabs>
           <w:tab w:val="clear" w:pos="720"/>
-          <w:tab w:val="right" w:pos="10800" w:leader="none"/>
+          <w:tab w:val="right" w:pos="10880" w:leader="none"/>
         </w:tabs>
         <w:spacing w:lineRule="exact" w:line="214" w:before="60" w:after="0"/>
         <w:rPr/>
@@ -956,7 +975,7 @@
         <w:pStyle w:val="Normal"/>
         <w:tabs>
           <w:tab w:val="clear" w:pos="720"/>
-          <w:tab w:val="right" w:pos="10800" w:leader="none"/>
+          <w:tab w:val="right" w:pos="10880" w:leader="none"/>
         </w:tabs>
         <w:spacing w:lineRule="exact" w:line="214" w:before="60" w:after="0"/>
         <w:rPr/>
@@ -1073,7 +1092,7 @@
         <w:pStyle w:val="Normal"/>
         <w:tabs>
           <w:tab w:val="clear" w:pos="720"/>
-          <w:tab w:val="right" w:pos="10800" w:leader="none"/>
+          <w:tab w:val="right" w:pos="10880" w:leader="none"/>
         </w:tabs>
         <w:spacing w:lineRule="exact" w:line="214" w:before="60" w:after="0"/>
         <w:rPr/>
@@ -1173,7 +1192,7 @@
         <w:pStyle w:val="Normal"/>
         <w:tabs>
           <w:tab w:val="clear" w:pos="720"/>
-          <w:tab w:val="right" w:pos="10800" w:leader="none"/>
+          <w:tab w:val="right" w:pos="10880" w:leader="none"/>
         </w:tabs>
         <w:spacing w:lineRule="exact" w:line="214" w:before="36" w:after="0"/>
         <w:rPr/>
@@ -1210,7 +1229,7 @@
         <w:pStyle w:val="Normal"/>
         <w:tabs>
           <w:tab w:val="clear" w:pos="720"/>
-          <w:tab w:val="right" w:pos="10800" w:leader="none"/>
+          <w:tab w:val="right" w:pos="10880" w:leader="none"/>
         </w:tabs>
         <w:spacing w:lineRule="exact" w:line="214" w:before="36" w:after="0"/>
         <w:rPr/>
@@ -1249,7 +1268,7 @@
         <w:pStyle w:val="Normal"/>
         <w:tabs>
           <w:tab w:val="clear" w:pos="720"/>
-          <w:tab w:val="right" w:pos="10800" w:leader="none"/>
+          <w:tab w:val="right" w:pos="10880" w:leader="none"/>
         </w:tabs>
         <w:spacing w:lineRule="exact" w:line="214" w:before="36" w:after="0"/>
         <w:rPr/>
@@ -1286,7 +1305,7 @@
     <w:sectPr>
       <w:type w:val="nextPage"/>
       <w:pgSz w:w="12240" w:h="15840"/>
-      <w:pgMar w:left="720" w:right="720" w:gutter="0" w:header="0" w:top="620" w:footer="0" w:bottom="620"/>
+      <w:pgMar w:left="680" w:right="680" w:gutter="0" w:header="0" w:top="620" w:footer="0" w:bottom="620"/>
       <w:pgNumType w:fmt="decimal"/>
       <w:formProt w:val="false"/>
       <w:textDirection w:val="lrTb"/>

--- a/GautamSingh_Resume.docx
+++ b/GautamSingh_Resume.docx
@@ -155,127 +155,6 @@
           <w:bCs/>
           <w:smallCaps/>
         </w:rPr>
-        <w:t>Technical Skills</w:t>
-      </w:r>
-    </w:p>
-    <w:p>
-      <w:pPr>
-        <w:pStyle w:val="Normal"/>
-        <w:spacing w:lineRule="exact" w:line="214" w:before="18" w:after="0"/>
-        <w:rPr/>
-      </w:pPr>
-      <w:r>
-        <w:rPr>
-          <w:rFonts w:eastAsia="Cambria" w:cs="Cambria"/>
-          <w:sz w:val="19"/>
-          <w:szCs w:val="19"/>
-          <w:b/>
-          <w:bCs/>
-        </w:rPr>
-        <w:t>Languages:</w:t>
-      </w:r>
-      <w:r>
-        <w:rPr>
-          <w:rFonts w:eastAsia="Cambria" w:cs="Cambria"/>
-          <w:sz w:val="19"/>
-          <w:szCs w:val="19"/>
-        </w:rPr>
-        <w:t xml:space="preserve"> Python, TypeScript, JavaScript, SQL, Rust, Java, C++</w:t>
-      </w:r>
-    </w:p>
-    <w:p>
-      <w:pPr>
-        <w:pStyle w:val="Normal"/>
-        <w:spacing w:lineRule="exact" w:line="214" w:before="18" w:after="0"/>
-        <w:rPr/>
-      </w:pPr>
-      <w:r>
-        <w:rPr>
-          <w:rFonts w:eastAsia="Cambria" w:cs="Cambria"/>
-          <w:sz w:val="19"/>
-          <w:szCs w:val="19"/>
-          <w:b/>
-          <w:bCs/>
-        </w:rPr>
-        <w:t>Backend &amp; Frontend:</w:t>
-      </w:r>
-      <w:r>
-        <w:rPr>
-          <w:rFonts w:eastAsia="Cambria" w:cs="Cambria"/>
-          <w:sz w:val="19"/>
-          <w:szCs w:val="19"/>
-        </w:rPr>
-        <w:t xml:space="preserve"> FastAPI, Django, Node.js, React, REST APIs, Redis/RQ, Flutter</w:t>
-      </w:r>
-    </w:p>
-    <w:p>
-      <w:pPr>
-        <w:pStyle w:val="Normal"/>
-        <w:spacing w:lineRule="exact" w:line="214" w:before="18" w:after="0"/>
-        <w:rPr/>
-      </w:pPr>
-      <w:r>
-        <w:rPr>
-          <w:rFonts w:eastAsia="Cambria" w:cs="Cambria"/>
-          <w:sz w:val="19"/>
-          <w:szCs w:val="19"/>
-          <w:b/>
-          <w:bCs/>
-        </w:rPr>
-        <w:t>Cloud &amp; DevOps:</w:t>
-      </w:r>
-      <w:r>
-        <w:rPr>
-          <w:rFonts w:eastAsia="Cambria" w:cs="Cambria"/>
-          <w:sz w:val="19"/>
-          <w:szCs w:val="19"/>
-        </w:rPr>
-        <w:t xml:space="preserve"> AWS (Lambda, DynamoDB, CloudFront), Azure, Docker, Terraform, Linux, GitHub Actions CI/CD, Cloudflare</w:t>
-      </w:r>
-    </w:p>
-    <w:p>
-      <w:pPr>
-        <w:pStyle w:val="Normal"/>
-        <w:spacing w:lineRule="exact" w:line="214" w:before="18" w:after="0"/>
-        <w:rPr/>
-      </w:pPr>
-      <w:r>
-        <w:rPr>
-          <w:rFonts w:eastAsia="Cambria" w:cs="Cambria"/>
-          <w:sz w:val="19"/>
-          <w:szCs w:val="19"/>
-          <w:b/>
-          <w:bCs/>
-        </w:rPr>
-        <w:t>Data &amp; ML:</w:t>
-      </w:r>
-      <w:r>
-        <w:rPr>
-          <w:rFonts w:eastAsia="Cambria" w:cs="Cambria"/>
-          <w:sz w:val="19"/>
-          <w:szCs w:val="19"/>
-        </w:rPr>
-        <w:t xml:space="preserve"> PostgreSQL, MongoDB, Redis, Databricks, PySpark, PyTorch, scikit-learn, Pandas, OpenCV, YOLO</w:t>
-      </w:r>
-    </w:p>
-    <w:p>
-      <w:pPr>
-        <w:pStyle w:val="Normal"/>
-        <w:pBdr>
-          <w:bottom w:val="single" w:sz="6" w:space="1" w:color="000000"/>
-        </w:pBdr>
-        <w:spacing w:lineRule="exact" w:line="252" w:before="88" w:after="20"/>
-        <w:rPr/>
-      </w:pPr>
-      <w:r>
-        <w:rPr>
-          <w:rFonts w:eastAsia="Cambria" w:cs="Cambria"/>
-          <w:sz w:val="22"/>
-          <w:szCs w:val="22"/>
-          <w:b/>
-          <w:bCs/>
-          <w:smallCaps/>
-        </w:rPr>
         <w:t>Experience</w:t>
       </w:r>
     </w:p>
@@ -409,7 +288,7 @@
           <w:sz w:val="19"/>
           <w:szCs w:val="19"/>
         </w:rPr>
-        <w:t>Benchmarked SDXL and FLUX, two leading AI image generators, and showed the in-house generator reproduced real damage more accurately, faster, and at lower cost, which kept the team off a costly dead end.</w:t>
+        <w:t>Steered the team off a costly dead end by benchmarking SDXL and FLUX, two leading AI image generators, against the in-house generator, which reproduced real damage more accurately, faster, and at lower cost.</w:t>
       </w:r>
     </w:p>
     <w:p>
@@ -563,6 +442,127 @@
           <w:bCs/>
           <w:smallCaps/>
         </w:rPr>
+        <w:t>Technical Skills</w:t>
+      </w:r>
+    </w:p>
+    <w:p>
+      <w:pPr>
+        <w:pStyle w:val="Normal"/>
+        <w:spacing w:lineRule="exact" w:line="214" w:before="18" w:after="0"/>
+        <w:rPr/>
+      </w:pPr>
+      <w:r>
+        <w:rPr>
+          <w:rFonts w:eastAsia="Cambria" w:cs="Cambria"/>
+          <w:sz w:val="19"/>
+          <w:szCs w:val="19"/>
+          <w:b/>
+          <w:bCs/>
+        </w:rPr>
+        <w:t>Languages:</w:t>
+      </w:r>
+      <w:r>
+        <w:rPr>
+          <w:rFonts w:eastAsia="Cambria" w:cs="Cambria"/>
+          <w:sz w:val="19"/>
+          <w:szCs w:val="19"/>
+        </w:rPr>
+        <w:t xml:space="preserve"> Python, TypeScript, JavaScript, SQL, Rust, Java, C++</w:t>
+      </w:r>
+    </w:p>
+    <w:p>
+      <w:pPr>
+        <w:pStyle w:val="Normal"/>
+        <w:spacing w:lineRule="exact" w:line="214" w:before="18" w:after="0"/>
+        <w:rPr/>
+      </w:pPr>
+      <w:r>
+        <w:rPr>
+          <w:rFonts w:eastAsia="Cambria" w:cs="Cambria"/>
+          <w:sz w:val="19"/>
+          <w:szCs w:val="19"/>
+          <w:b/>
+          <w:bCs/>
+        </w:rPr>
+        <w:t>Backend &amp; Frontend:</w:t>
+      </w:r>
+      <w:r>
+        <w:rPr>
+          <w:rFonts w:eastAsia="Cambria" w:cs="Cambria"/>
+          <w:sz w:val="19"/>
+          <w:szCs w:val="19"/>
+        </w:rPr>
+        <w:t xml:space="preserve"> FastAPI, Django, Node.js, React, REST APIs, Redis/RQ, Flutter</w:t>
+      </w:r>
+    </w:p>
+    <w:p>
+      <w:pPr>
+        <w:pStyle w:val="Normal"/>
+        <w:spacing w:lineRule="exact" w:line="214" w:before="18" w:after="0"/>
+        <w:rPr/>
+      </w:pPr>
+      <w:r>
+        <w:rPr>
+          <w:rFonts w:eastAsia="Cambria" w:cs="Cambria"/>
+          <w:sz w:val="19"/>
+          <w:szCs w:val="19"/>
+          <w:b/>
+          <w:bCs/>
+        </w:rPr>
+        <w:t>Cloud &amp; DevOps:</w:t>
+      </w:r>
+      <w:r>
+        <w:rPr>
+          <w:rFonts w:eastAsia="Cambria" w:cs="Cambria"/>
+          <w:sz w:val="19"/>
+          <w:szCs w:val="19"/>
+        </w:rPr>
+        <w:t xml:space="preserve"> AWS (Lambda, DynamoDB, CloudFront), Azure, Docker, Terraform, Linux, GitHub Actions CI/CD, Cloudflare</w:t>
+      </w:r>
+    </w:p>
+    <w:p>
+      <w:pPr>
+        <w:pStyle w:val="Normal"/>
+        <w:spacing w:lineRule="exact" w:line="214" w:before="18" w:after="0"/>
+        <w:rPr/>
+      </w:pPr>
+      <w:r>
+        <w:rPr>
+          <w:rFonts w:eastAsia="Cambria" w:cs="Cambria"/>
+          <w:sz w:val="19"/>
+          <w:szCs w:val="19"/>
+          <w:b/>
+          <w:bCs/>
+        </w:rPr>
+        <w:t>Data &amp; ML:</w:t>
+      </w:r>
+      <w:r>
+        <w:rPr>
+          <w:rFonts w:eastAsia="Cambria" w:cs="Cambria"/>
+          <w:sz w:val="19"/>
+          <w:szCs w:val="19"/>
+        </w:rPr>
+        <w:t xml:space="preserve"> PostgreSQL, MongoDB, Redis, Databricks, PySpark, PyTorch, scikit-learn, Pandas, OpenCV, YOLO</w:t>
+      </w:r>
+    </w:p>
+    <w:p>
+      <w:pPr>
+        <w:pStyle w:val="Normal"/>
+        <w:pBdr>
+          <w:bottom w:val="single" w:sz="6" w:space="1" w:color="000000"/>
+        </w:pBdr>
+        <w:spacing w:lineRule="exact" w:line="252" w:before="88" w:after="20"/>
+        <w:rPr/>
+      </w:pPr>
+      <w:r>
+        <w:rPr>
+          <w:rFonts w:eastAsia="Cambria" w:cs="Cambria"/>
+          <w:sz w:val="22"/>
+          <w:szCs w:val="22"/>
+          <w:b/>
+          <w:bCs/>
+          <w:smallCaps/>
+        </w:rPr>
         <w:t>Projects</w:t>
       </w:r>
     </w:p>
@@ -638,7 +638,7 @@
           <w:sz w:val="19"/>
           <w:szCs w:val="19"/>
         </w:rPr>
-        <w:t>Built a local document extraction service that reads invoices and receipts into typed JSON and scores its own confidence on every field, lifting delivered accuracy from 80% to 97% by sending only the fields it does not trust to a human.</w:t>
+        <w:t>Lifted delivered accuracy from 80% to 97% on a local vision-language model that reads invoices and receipts into typed JSON, scoring confidence per field by self-consistency sampling and routing what the LLM does not trust to a human.</w:t>
       </w:r>
     </w:p>
     <w:p>
@@ -948,7 +948,7 @@
           <w:sz w:val="19"/>
           <w:szCs w:val="19"/>
         </w:rPr>
-        <w:t>Built the ingest path as a Rust binary on ARM64 AWS Lambda that responds in 5.1 ms warm and 184 ms cold, doing one DynamoDB write per event and deferring every dimension derivation.</w:t>
+        <w:t>Cut warm response to 5.1 ms and cold starts to 184 ms with a Rust binary on ARM64 AWS Lambda, doing one DynamoDB write per event and deferring every dimension derivation.</w:t>
       </w:r>
     </w:p>
     <w:p>
@@ -1063,7 +1063,7 @@
           <w:sz w:val="19"/>
           <w:szCs w:val="19"/>
         </w:rPr>
-        <w:t>Redesigned the storage layer of an automated market-data pipeline behind a stock-tracking web and mobile app, improving data load performance by ~35%; shipped with a team over eight months.</w:t>
+        <w:t>Improved data load performance by ~35% by redesigning the storage layer of an automated market-data pipeline behind a stock-tracking web and mobile app, shipped with a team over eight months.</w:t>
       </w:r>
     </w:p>
     <w:p>
@@ -1321,7 +1321,7 @@
     <w:lvl w:ilvl="0">
       <w:start w:val="1"/>
       <w:numFmt w:val="bullet"/>
-      <w:lvlText w:val=""/>
+      <w:lvlText w:val="•"/>
       <w:lvlJc w:val="start"/>
       <w:pPr>
         <w:tabs>
@@ -1330,7 +1330,7 @@
         <w:ind w:start="260" w:hanging="170"/>
       </w:pPr>
       <w:rPr>
-        <w:rFonts w:ascii="Symbol" w:hAnsi="Symbol" w:cs="Symbol" w:hint="default"/>
+        <w:rFonts w:ascii="Cambria" w:hAnsi="Cambria" w:cs="Cambria" w:hint="default"/>
       </w:rPr>
     </w:lvl>
     <w:lvl w:ilvl="1">
